--- a/data/ai_paras/AI_para_95.docx
+++ b/data/ai_paras/AI_para_95.docx
@@ -4,7 +4,7 @@
   <w:body>
     <w:p>
       <w:r>
-        <w:t>The GRiP model facilitates the development of targeted interventions for COPD, focusing on both medical and lifestyle management components. Key interventions include optimizing pharmacotherapy, where medication regimens are tailored to improve lung function and alleviate symptoms, ensuring adherence through patient education and regular follow-ups (Lee et al., 2020). Additionally, non-pharmacological strategies such as pulmonary rehabilitation programs are integral, offering exercise training and nutritional counseling to enhance physical capacity and overall well-being (Lee et al., 2020). Psychological support is also emphasized, addressing the emotional burden of COPD through counseling and support groups, which can significantly improve patient quality of life. Collectively, these interventions, grounded in the evidence-based framework of the GRiP model, provide a comprehensive approach to managing COPD, fostering a patient-centered care plan that addresses diverse needs and promotes sustainable health outcomes.</w:t>
+        <w:t>Evaluating the positive benefits of the COPD care plan developed using the GRiP model requires a multifaceted approach that incorporates both quantitative and qualitative measures. One method involves tracking clinical outcomes, such as improvements in lung function and reductions in exacerbation frequency, which provide tangible evidence of the plan's effectiveness. Patient-reported outcomes, including quality of life assessments and satisfaction surveys, offer insights into the subjective benefits experienced by patients, as observed in studies on the COPD-GRIP intervention (Ref-f733647). Additionally, regular follow-up appointments and feedback mechanisms allow healthcare providers to continuously monitor progress and adjust care plans as needed, ensuring that interventions remain aligned with evolving patient needs. By combining these strategies, the evaluation process not only measures the care plan's impact on health outcomes but also informs ongoing refinement and optimization of COPD management practices.</w:t>
       </w:r>
     </w:p>
     <w:sectPr>
